--- a/Reunion_1-Kairos-NexTech.docx
+++ b/Reunion_1-Kairos-NexTech.docx
@@ -17,6 +17,7 @@
         <w:rPr>
           <w:rFonts w:ascii="Roboto" w:cs="Roboto" w:eastAsia="Roboto" w:hAnsi="Roboto"/>
           <w:b w:val="1"/>
+          <w:bCs w:val="1"/>
           <w:color w:val="202124"/>
           <w:sz w:val="24"/>
           <w:szCs w:val="24"/>
@@ -210,6 +211,7 @@
         <w:rPr>
           <w:rFonts w:ascii="Roboto" w:cs="Roboto" w:eastAsia="Roboto" w:hAnsi="Roboto"/>
           <w:b w:val="1"/>
+          <w:bCs w:val="1"/>
           <w:color w:val="202124"/>
           <w:sz w:val="24"/>
           <w:szCs w:val="24"/>
@@ -405,6 +407,7 @@
         <w:rPr>
           <w:rFonts w:ascii="Roboto" w:cs="Roboto" w:eastAsia="Roboto" w:hAnsi="Roboto"/>
           <w:b w:val="1"/>
+          <w:bCs w:val="1"/>
           <w:color w:val="202124"/>
           <w:sz w:val="24"/>
           <w:szCs w:val="24"/>
@@ -609,6 +612,7 @@
         <w:rPr>
           <w:rFonts w:ascii="Roboto" w:cs="Roboto" w:eastAsia="Roboto" w:hAnsi="Roboto"/>
           <w:b w:val="1"/>
+          <w:bCs w:val="1"/>
           <w:color w:val="202124"/>
           <w:sz w:val="24"/>
           <w:szCs w:val="24"/>
@@ -670,6 +674,7 @@
         <w:rPr>
           <w:rFonts w:ascii="Roboto" w:cs="Roboto" w:eastAsia="Roboto" w:hAnsi="Roboto"/>
           <w:b w:val="1"/>
+          <w:bCs w:val="1"/>
           <w:color w:val="202124"/>
           <w:sz w:val="24"/>
           <w:szCs w:val="24"/>
@@ -836,6 +841,7 @@
         <w:rPr>
           <w:rFonts w:ascii="Roboto" w:cs="Roboto" w:eastAsia="Roboto" w:hAnsi="Roboto"/>
           <w:b w:val="1"/>
+          <w:bCs w:val="1"/>
           <w:color w:val="202124"/>
           <w:sz w:val="24"/>
           <w:szCs w:val="24"/>
@@ -1031,6 +1037,7 @@
         <w:rPr>
           <w:rFonts w:ascii="Roboto" w:cs="Roboto" w:eastAsia="Roboto" w:hAnsi="Roboto"/>
           <w:b w:val="1"/>
+          <w:bCs w:val="1"/>
           <w:color w:val="202124"/>
           <w:sz w:val="24"/>
           <w:szCs w:val="24"/>
@@ -1237,6 +1244,7 @@
         <w:rPr>
           <w:rFonts w:ascii="Roboto" w:cs="Roboto" w:eastAsia="Roboto" w:hAnsi="Roboto"/>
           <w:b w:val="1"/>
+          <w:bCs w:val="1"/>
           <w:color w:val="202124"/>
           <w:sz w:val="24"/>
           <w:szCs w:val="24"/>
@@ -1443,6 +1451,7 @@
         <w:rPr>
           <w:rFonts w:ascii="Roboto" w:cs="Roboto" w:eastAsia="Roboto" w:hAnsi="Roboto"/>
           <w:b w:val="1"/>
+          <w:bCs w:val="1"/>
           <w:color w:val="202124"/>
           <w:sz w:val="24"/>
           <w:szCs w:val="24"/>
@@ -1599,6 +1608,7 @@
         <w:rPr>
           <w:rFonts w:ascii="Roboto" w:cs="Roboto" w:eastAsia="Roboto" w:hAnsi="Roboto"/>
           <w:b w:val="1"/>
+          <w:bCs w:val="1"/>
           <w:color w:val="202124"/>
           <w:sz w:val="24"/>
           <w:szCs w:val="24"/>
@@ -1794,6 +1804,7 @@
         <w:rPr>
           <w:rFonts w:ascii="Roboto" w:cs="Roboto" w:eastAsia="Roboto" w:hAnsi="Roboto"/>
           <w:b w:val="1"/>
+          <w:bCs w:val="1"/>
           <w:color w:val="202124"/>
           <w:sz w:val="24"/>
           <w:szCs w:val="24"/>
@@ -1932,6 +1943,7 @@
         <w:rPr>
           <w:rFonts w:ascii="Roboto" w:cs="Roboto" w:eastAsia="Roboto" w:hAnsi="Roboto"/>
           <w:b w:val="1"/>
+          <w:bCs w:val="1"/>
           <w:color w:val="202124"/>
           <w:sz w:val="24"/>
           <w:szCs w:val="24"/>
@@ -2052,6 +2064,7 @@
         <w:rPr>
           <w:rFonts w:ascii="Roboto" w:cs="Roboto" w:eastAsia="Roboto" w:hAnsi="Roboto"/>
           <w:b w:val="1"/>
+          <w:bCs w:val="1"/>
           <w:color w:val="202124"/>
           <w:sz w:val="24"/>
           <w:szCs w:val="24"/>
@@ -2172,6 +2185,7 @@
         <w:rPr>
           <w:rFonts w:ascii="Roboto" w:cs="Roboto" w:eastAsia="Roboto" w:hAnsi="Roboto"/>
           <w:b w:val="1"/>
+          <w:bCs w:val="1"/>
           <w:color w:val="202124"/>
           <w:sz w:val="24"/>
           <w:szCs w:val="24"/>
@@ -2362,6 +2376,7 @@
         <w:rPr>
           <w:rFonts w:ascii="Roboto" w:cs="Roboto" w:eastAsia="Roboto" w:hAnsi="Roboto"/>
           <w:b w:val="1"/>
+          <w:bCs w:val="1"/>
           <w:color w:val="202124"/>
           <w:sz w:val="24"/>
           <w:szCs w:val="24"/>
@@ -2457,6 +2472,7 @@
         <w:rPr>
           <w:rFonts w:ascii="Roboto" w:cs="Roboto" w:eastAsia="Roboto" w:hAnsi="Roboto"/>
           <w:b w:val="1"/>
+          <w:bCs w:val="1"/>
           <w:color w:val="202124"/>
           <w:sz w:val="24"/>
           <w:szCs w:val="24"/>
@@ -5464,6 +5480,7 @@
     </w:pPr>
     <w:rPr>
       <w:b w:val="0"/>
+      <w:bCs w:val="0"/>
       <w:sz w:val="32"/>
       <w:szCs w:val="32"/>
     </w:rPr>
@@ -5480,6 +5497,7 @@
     </w:pPr>
     <w:rPr>
       <w:b w:val="0"/>
+      <w:bCs w:val="0"/>
       <w:color w:val="434343"/>
       <w:sz w:val="28"/>
       <w:szCs w:val="28"/>
@@ -5529,6 +5547,7 @@
     </w:pPr>
     <w:rPr>
       <w:i w:val="1"/>
+      <w:iCs w:val="1"/>
       <w:color w:val="666666"/>
       <w:sz w:val="22"/>
       <w:szCs w:val="22"/>
@@ -5562,6 +5581,7 @@
     <w:rPr>
       <w:rFonts w:ascii="Arial" w:cs="Arial" w:eastAsia="Arial" w:hAnsi="Arial"/>
       <w:i w:val="0"/>
+      <w:iCs w:val="0"/>
       <w:color w:val="666666"/>
       <w:sz w:val="30"/>
       <w:szCs w:val="30"/>
